--- a/manuscript/submission_ready/01_Cover_Letter_Molecular_Diversity.docx
+++ b/manuscript/submission_ready/01_Cover_Letter_Molecular_Diversity.docx
@@ -3,86 +3,107 @@
 <w:document xmlns:wpc="http://schemas.microsoft.com/office/word/2010/wordprocessingCanvas" xmlns:mo="http://schemas.microsoft.com/office/mac/office/2008/main" xmlns:mc="http://schemas.openxmlformats.org/markup-compatibility/2006" xmlns:mv="urn:schemas-microsoft-com:mac:vml" xmlns:o="urn:schemas-microsoft-com:office:office" xmlns:r="http://schemas.openxmlformats.org/officeDocument/2006/relationships" xmlns:m="http://schemas.openxmlformats.org/officeDocument/2006/math" xmlns:v="urn:schemas-microsoft-com:vml" xmlns:wp14="http://schemas.microsoft.com/office/word/2010/wordprocessingDrawing" xmlns:wp="http://schemas.openxmlformats.org/drawingml/2006/wordprocessingDrawing" xmlns:w10="urn:schemas-microsoft-com:office:word" xmlns:w="http://schemas.openxmlformats.org/wordprocessingml/2006/main" xmlns:w14="http://schemas.microsoft.com/office/word/2010/wordml" xmlns:wpg="http://schemas.microsoft.com/office/word/2010/wordprocessingGroup" xmlns:wpi="http://schemas.microsoft.com/office/word/2010/wordprocessingInk" xmlns:wne="http://schemas.microsoft.com/office/word/2006/wordml" xmlns:wps="http://schemas.microsoft.com/office/word/2010/wordprocessingShape" mc:Ignorable="w14 wp14">
   <w:body>
     <w:p>
-      <w:pPr>
-        <w:spacing w:after="160"/>
-      </w:pPr>
       <w:r>
         <w:rPr>
           <w:b/>
         </w:rPr>
-        <w:t>Date: August 31, 2026</w:t>
+        <w:t>Andrés Monreal Hernández, Ph.D.</w:t>
         <w:br/>
+        <w:t>Universidad Estatal de Sonora, Hermosillo, Sonora, Mexico</w:t>
         <w:br/>
-        <w:t>To:</w:t>
-        <w:br/>
-        <w:t>Prof. Dr. Salvatore Guccione</w:t>
-        <w:br/>
-        <w:t>Editor-in-Chief, Molecular Diversity</w:t>
-        <w:br/>
-        <w:t>Springer Nature</w:t>
+        <w:t>Email: andres.monreal@ues.mx | ORCID: 0009-0009-1207-8597</w:t>
+      </w:r>
+    </w:p>
+    <w:p>
+      <w:r>
+        <w:t>To: The Editor-in-Chief, Molecular Diversity (Springer Nature)</w:t>
+      </w:r>
+    </w:p>
+    <w:p>
+      <w:r>
+        <w:t>Dear Editor,</w:t>
+      </w:r>
+    </w:p>
+    <w:p>
+      <w:r>
+        <w:t>We submit our original research manuscript for consideration in Molecular Diversity:</w:t>
+      </w:r>
+    </w:p>
+    <w:p>
+      <w:r>
+        <w:rPr>
+          <w:b/>
+          <w:color w:val="0D47A1"/>
+        </w:rPr>
+        <w:t>“Explainable AI and Quantum-Guided QSAR/QSPR Modeling of Triple-Negative Breast Cancer Therapeutics Conjugated to Functionalized Boron Nitride Nanocages”</w:t>
+      </w:r>
+    </w:p>
+    <w:p>
+      <w:r>
+        <w:rPr>
+          <w:b/>
+        </w:rPr>
+        <w:t>Real, pipeline-traceable results:</w:t>
       </w:r>
     </w:p>
     <w:p>
       <w:pPr>
-        <w:spacing w:after="200"/>
+        <w:ind w:left="432"/>
       </w:pPr>
       <w:r>
-        <w:rPr>
-          <w:b/>
-          <w:color w:val="880E4F"/>
-        </w:rPr>
-        <w:t>Subject: Submission of Original Research Article titled 'Quantum-Chemical Modeling and Explainable Nano-QSAR of Inorganic Boron Nitride Nanocages (B36N36) for Targeted Triple-Negative Breast Cancer Therapeutics Delivery'</w:t>
+        <w:t>GFN2-xTB single-point interaction energies for 33 anti-TNBC therapeutics on the pristine B36N36 nanocage; frontier-orbital and conceptual-DFT indices taken directly from the xtb output.</w:t>
       </w:r>
     </w:p>
     <w:p>
       <w:pPr>
-        <w:spacing w:after="160" w:line="276" w:lineRule="auto"/>
+        <w:ind w:left="432"/>
       </w:pPr>
       <w:r>
-        <w:t>Dear Prof. Dr. Salvatore Guccione and Editorial Board Members,</w:t>
-        <w:br/>
-        <w:br/>
-        <w:t>We are pleased to submit our original research manuscript entitled 'Quantum-Chemical Modeling and Explainable Nano-QSAR of Inorganic Boron Nitride Nanocages (B36N36) for Targeted Triple-Negative Breast Cancer Therapeutics Delivery' for consideration for publication in Molecular Diversity.</w:t>
-        <w:br/>
-        <w:br/>
-        <w:t>Triple-Negative Breast Cancer (TNBC) represents an aggressive breast cancer subtype lacking ER, PR, and HER2 expression, where synthetic lethality targeting PARP1 (in BRCA1/2-deficient settings) and cytotoxic drug delivery are central therapeutic strategies. In this study, we present an integrated computational chemistry, Explainable AI (XAI), and nano-QSAR framework evaluating the supramolecular loading, quantum-chemical interaction space, and catalytic target engagement of hollow spherical inorganic Boron Nitride Nanocages (B36N36) across N=33 curated clinical-stage TNBC therapeutics. This work directly aligns with the core scope of Molecular Diversity in computational molecular design, structure-property relationships, AI/ML surrogate modeling, and chemical library prioritization.</w:t>
-        <w:br/>
-        <w:br/>
-        <w:t>Key Highlights of our Investigation:</w:t>
-        <w:br/>
-        <w:t>1. Crystallographic PARP1 Docking: High-resolution docking on the crystal structure of human PARP1 (PDB ID: 4UND, 2.10 Å) reproduced the native Olaparib pose with key catalytic interactions (Gly863, Ser904, Glu988).</w:t>
-        <w:br/>
-        <w:t>2. Standardized Quantum Interaction Energetics: Evaluated tight-binding GFN2-xTB standardized intermolecular interactions (Delta_E_int,std = -21.5 to -38.2 kcal/mol) across pristine B36N36 nanocages and functionalized B36N36-COOH configurations.</w:t>
-        <w:br/>
-        <w:t>3. Multilevel DFT Benchmark: Validated GFN2-xTB against higher-level dispersion-corrected DFT single-point reference calculations (ORCA 6.1.1, B3LYP-D3BJ/def2-SVP) across representative TNBC drugs (MAE = 1.74 kcal/mol).</w:t>
-        <w:br/>
-        <w:t>4. OECD-Aligned Nano-QSAR Surrogate Modeling: Developed a leak-free nested cross-validated surrogate model with prespecified physicochemical &amp; CDFT descriptors (Q²_CV = +0.612, RMSE = 4.78 kcal/mol), verified against chance correlation by 1,000 Y-scrambling permutations (empirical p = 0.001).</w:t>
-        <w:br/>
-        <w:t>5. Complete Open Science &amp; Reproducibility: All codes, coordinates, and models are publicly accessible on GitHub (https://github.com/sircalch/nano-qsar-ai-therapeutics) and permanently archived under Zenodo DOI 10.5281/zenodo.22187873.</w:t>
-        <w:br/>
-        <w:br/>
-        <w:t>Suggested Independent Reviewers:</w:t>
-        <w:br/>
-        <w:t>1. Prof. Dr. Stefan Grimme (Universität Bonn, Germany) - Expert in semiempirical tight-binding methods (GFN-xTB) and dispersion corrections. Email: grimme@thch.uni-bonn.de</w:t>
-        <w:br/>
-        <w:t>2. Prof. Dr. Alexandre Varnek (University of Strasbourg, France) - Expert in chemoinformatics and QSAR/QSPR modeling. Email: varnek@unistra.fr</w:t>
-        <w:br/>
-        <w:t>3. Prof. Dr. Christopher J. Lord (The Institute of Cancer Research, London, UK) - Expert in PARP inhibitors and synthetic lethality in breast cancer. Email: chris.lord@icr.ac.uk</w:t>
-        <w:br/>
-        <w:t>4. Prof. Dr. Yoshio Bando (National Institute for Materials Science, Japan / Univ. of Wollongong) - Pioneer in Boron Nitride nanotubes and nanocage materials. Email: bando.yoshio@nims.go.jp</w:t>
-        <w:br/>
-        <w:br/>
-        <w:t>Thank you very much for your time and consideration of our manuscript.</w:t>
-        <w:br/>
-        <w:br/>
+        <w:t>Redocking against PARP1 (PDB 4UND) did not reproduce the native pose (heavy-atom RMSD &gt; 4 Å); Vina scores are reported as exploratory only.</w:t>
+      </w:r>
+    </w:p>
+    <w:p>
+      <w:pPr>
+        <w:ind w:left="432"/>
+      </w:pPr>
+      <w:r>
+        <w:t>Leak-free nested 5x5 cross-validation on the real interaction energies; Q2_CV near zero. The model and its feature-importance ranking are presented as an honest exploratory baseline.</w:t>
+      </w:r>
+    </w:p>
+    <w:p>
+      <w:pPr>
+        <w:ind w:left="432"/>
+      </w:pPr>
+      <w:r>
+        <w:t>OECD Principle 3 applicability domain by Williams leverage on the real descriptor matrix (30/33 inside the domain).</w:t>
+      </w:r>
+    </w:p>
+    <w:p>
+      <w:pPr>
+        <w:ind w:left="432"/>
+      </w:pPr>
+      <w:r>
+        <w:t>A carboxylated B36N36-COOH derivative is proposed as future work; it has no real data in this study.</w:t>
+      </w:r>
+    </w:p>
+    <w:p>
+      <w:pPr>
+        <w:ind w:left="432"/>
+      </w:pPr>
+      <w:r>
+        <w:t>Full open-source pipeline and data archive (Zenodo 10.5281/zenodo.22187873).</w:t>
+      </w:r>
+    </w:p>
+    <w:p>
+      <w:r>
+        <w:t>The manuscript is original, not under consideration elsewhere, and all authors approve the submission and declare no competing interests.</w:t>
+      </w:r>
+    </w:p>
+    <w:p>
+      <w:r>
         <w:t>Sincerely,</w:t>
         <w:br/>
-        <w:br/>
         <w:t>Andrés Monreal Hernández, Ph.D. (Corresponding Author)</w:t>
-        <w:br/>
-        <w:t>Universidad Estatal de Sonora, Mexico</w:t>
-        <w:br/>
-        <w:t>Email: andres.monreal@ues.mx</w:t>
       </w:r>
     </w:p>
     <w:sectPr>
